--- a/중국어_대화문/8부_docx/8부_08화_마지막_결전.docx
+++ b/중국어_대화문/8부_docx/8부_08화_마지막_결전.docx
@@ -185,7 +185,7 @@
         <w:t>沈知远:</w:t>
       </w:r>
       <w:r>
-        <w:t xml:space="preserve"> 不回应评论，回应原文。苏敏的实名意见，七月以来一直挂在台账上，第〇七一九号，全文。从今天起，在它旁边加一栏“引文对照”：评论引了哪一句，原文在哪一页，没有引哪几句。我们不写评论，只写页码。</w:t>
+        <w:t xml:space="preserve"> 不回应评论，回应原文。苏敏的实名意见，八月以来一直挂在台账上，第〇七一九号，全文。从今天起，在它旁边加一栏“引文对照”：评论引了哪一句，原文在哪一页，没有引哪几句。我们不写评论，只写页码。</w:t>
       </w:r>
     </w:p>
     <w:p>
@@ -927,7 +927,7 @@
         <w:t>梁佩珍:</w:t>
       </w:r>
       <w:r>
-        <w:t xml:space="preserve"> 第四条，针对第七处，“死亡、重病，二十四小时内通知家属”。他们说，边境案件的偏远场所，做不到。（抬眼）这句话，是办过案子的人才会说的。你没办过，我办过。有一回山路塌方，通知晚了三十一个钟头，家属信的是通知，不是推托。</w:t>
+        <w:t xml:space="preserve"> 第四条，针对第七处，“死亡、重病，六小时内通知家属和检察院”。他们说，边境案件的偏远场所，做不到。（抬眼）这句话，是办过案子的人才会说的。你没办过，我办过。有一回山路塌方，通知晚了三十一个钟头，家属信的是通知，不是推托。</w:t>
       </w:r>
     </w:p>
     <w:p>
@@ -1299,7 +1299,7 @@
         <w:t>沈知远:</w:t>
       </w:r>
       <w:r>
-        <w:t xml:space="preserve"> 日期：十月二十四日，星期二，开幕；十月二十六日，星期四，闭幕，三天。议案四件：《权力的边界》第一至第四项，《党章修正案》，《宪法修改建议案》，今天发通知，提前三十二天。</w:t>
+        <w:t xml:space="preserve"> 日期：十月二十四日，星期二，开幕；十月二十六日，星期四，闭幕，三天。议案六件：《权力的边界》第一至第四项，《党章修正案》，《宪法修改建议案》，今天发通知，提前三十二天。</w:t>
       </w:r>
     </w:p>
     <w:p>
